--- a/frontend/public/TECHNICAL_REPORT.docx
+++ b/frontend/public/TECHNICAL_REPORT.docx
@@ -760,7 +760,7 @@
               <w:rPr>
                 <w:sz w:val="17"/>
               </w:rPr>
-              <w:t>Calibrated 35-minute video presentation script in PRESENTATION_SCRIPT.docx with chapter-by-chapter timestamps and on-screen click instructions.</w:t>
+              <w:t>Structured chapter-by-chapter presentation narrative with timestamps, audio-visual alignment, and on-screen walkthrough instructions documented in the technical report.</w:t>
             </w:r>
           </w:p>
         </w:tc>
